--- a/lens-S013-D001_session_audit.docx
+++ b/lens-S013-D001_session_audit.docx
@@ -63,7 +63,7 @@
           <w:sz w:val="18"/>
           <w:szCs w:val="18"/>
         </w:rPr>
-        <w:t xml:space="preserve">Session Date: April 17, 2026  |  Team Geeks  |  Bro Alpha + Claude Opus 4.7</w:t>
+        <w:t>Session Date: April 17, 2026 | Bro Alpha + Claude Opus 4.7</w:t>
       </w:r>
     </w:p>
     <w:p>
@@ -106,7 +106,7 @@
           <w:sz w:val="22"/>
           <w:szCs w:val="22"/>
         </w:rPr>
-        <w:t xml:space="preserve">LENS-013 opened with a cron audit revealing nine failure modes across systems S1, S2, S3, S4, and MA. The session delivered two commits that fixed seven of those failure modes, reduced cron cadence from 4x/day to 2x/day for quota sustainability, and rescued two weeks of discarded MA intelligence output (cui_bono_synthesis + intelligence_gaps). It also established six new rules from lived experience and triggered a deep cross-project synthesis with GNI Autonomous.</w:t>
+        <w:t>LENS-013 opened with a cron audit revealing nine failure modes across systems S1, S2, S3, S4, and MA. The session delivered two commits that fixed seven of those failure modes, reduced cron cadence from 4x/day to 2x/day for quota sustainability, and rescued two weeks of discarded MA intelligence output (cui_bono_synthesis + intelligence_gaps). It also established six new rules from lived experience and triggered a deep cross-project synthesis with Partner A.</w:t>
       </w:r>
     </w:p>
     <w:p>
@@ -233,7 +233,7 @@
           <w:sz w:val="22"/>
           <w:szCs w:val="22"/>
         </w:rPr>
-        <w:t xml:space="preserve">Import GNI Autonomous quota discipline patterns into Project Lens</w:t>
+        <w:t>Import Partner A quota discipline patterns into Project Lens</w:t>
       </w:r>
     </w:p>
     <w:p>
@@ -936,7 +936,7 @@
           <w:sz w:val="26"/>
           <w:szCs w:val="26"/>
         </w:rPr>
-        <w:t xml:space="preserve">2.5 Cross-Project Deep Dive: GNI Autonomous</w:t>
+        <w:t>2.5 Cross-Project Deep Dive: Partner A</w:t>
       </w:r>
     </w:p>
     <w:p>
@@ -951,7 +951,7 @@
           <w:sz w:val="22"/>
           <w:szCs w:val="22"/>
         </w:rPr>
-        <w:t xml:space="preserve">After patches shipped, Bro Alpha asked for a deep retrospective on GNI Autonomous to identify patterns applicable to Project Lens. Two passes of session history yielded 18 patterns, the most important being:</w:t>
+        <w:t>After patches shipped, Bro Alpha asked for a deep retrospective on Partner A to identify patterns applicable to Project Lens. Two passes of session history yielded 18 patterns, the most important being:</w:t>
       </w:r>
     </w:p>
     <w:p>
@@ -1084,7 +1084,7 @@
           <w:sz w:val="22"/>
           <w:szCs w:val="22"/>
         </w:rPr>
-        <w:t xml:space="preserve">Per-agent consultant pattern (GNI-R-235) — applicable to Sonnet 4.6 challenge flow</w:t>
+        <w:t>Per-agent consultant pattern (imported from Partner A) — applicable to Sonnet 4.6 challenge flow</w:t>
       </w:r>
     </w:p>
     <w:p>
@@ -1406,7 +1406,7 @@
                 <w:sz w:val="20"/>
                 <w:szCs w:val="20"/>
               </w:rPr>
-              <w:t xml:space="preserve">Symmetric 12h sampling. Both Sonnet reports get 2h-fresh MA. Both crons during operator waking hours (Thai 20:28 + 08:28).</w:t>
+              <w:t>Symmetric 12h sampling. Both Sonnet reports get 2h-fresh MA. Both crons during operator waking hours (UTC+7 20:28 + 08:28).</w:t>
             </w:r>
           </w:p>
         </w:tc>
@@ -1903,7 +1903,7 @@
                 <w:sz w:val="20"/>
                 <w:szCs w:val="20"/>
               </w:rPr>
-              <w:t xml:space="preserve">Import GNI patterns as new rules</w:t>
+              <w:t>Import Partner A patterns as new rules</w:t>
             </w:r>
           </w:p>
         </w:tc>
@@ -2311,7 +2311,7 @@
           <w:sz w:val="26"/>
           <w:szCs w:val="26"/>
         </w:rPr>
-        <w:t xml:space="preserve">4.4 GNI Myanmar 'Consumer Architecture' Pattern</w:t>
+        <w:t>4.4 Partner A 'Consumer Architecture' Pattern</w:t>
       </w:r>
     </w:p>
     <w:p>
@@ -2326,7 +2326,7 @@
           <w:sz w:val="22"/>
           <w:szCs w:val="22"/>
         </w:rPr>
-        <w:t xml:space="preserve">Worth recording for future use: GNI Myanmar is not a producer, it's a consumer. English intelligence lives in Supabase (produced by GNI Autonomous). Myanmar app reads via API, translates on-demand per user view. 'One producer, many consumers' pattern. Applicable if Project Lens ever adds non-English consumer apps — don't run pipeline in each language, run once in English and translate per view.</w:t>
+        <w:t>Worth recording for future use: Partner A is not a producer, it's a consumer. English intelligence lives in Supabase (produced by Partner A). Myanmar app reads via API, translates on-demand per user view. 'One producer, many consumers' pattern. Applicable if Project Lens ever adds non-English consumer apps — don't run pipeline in each language, run once in English and translate per view.</w:t>
       </w:r>
     </w:p>
     <w:p>
@@ -2971,7 +2971,7 @@
                 <w:sz w:val="20"/>
                 <w:szCs w:val="20"/>
               </w:rPr>
-              <w:t xml:space="preserve">GNI-R-112 import</w:t>
+              <w:t>a Partner A rule import</w:t>
             </w:r>
           </w:p>
         </w:tc>
@@ -3089,7 +3089,7 @@
                 <w:sz w:val="20"/>
                 <w:szCs w:val="20"/>
               </w:rPr>
-              <w:t xml:space="preserve">GNI-R-121 import</w:t>
+              <w:t>a Partner A rule import</w:t>
             </w:r>
           </w:p>
         </w:tc>
@@ -3203,7 +3203,7 @@
                 <w:sz w:val="20"/>
                 <w:szCs w:val="20"/>
               </w:rPr>
-              <w:t xml:space="preserve">GNI retrospective synthesis</w:t>
+              <w:t>Partner A retrospective synthesis</w:t>
             </w:r>
           </w:p>
         </w:tc>
@@ -3334,7 +3334,7 @@
           <w:sz w:val="22"/>
           <w:szCs w:val="22"/>
         </w:rPr>
-        <w:t xml:space="preserve">Every pipeline that calls paid/quota-limited providers must have an active pre-flight quota check. The guard: (1) queries remaining quota before expensive calls; (2) estimates current run consumption; (3) decides PROCEED / DEGRADE / SKIP based on headroom; (4) logs all decisions to a ledger table; (5) sends operator alerts at threshold crossings. Imported from GNI-R-112. Without this, retry storms on exhausted quota can burn an entire day's budget within one cron, blocking all subsequent intelligence production.</w:t>
+        <w:t>Every pipeline that calls paid/quota-limited providers must have an active pre-flight quota check. The guard: (1) queries remaining quota before expensive calls; (2) estimates current run consumption; (3) decides PROCEED / DEGRADE / SKIP based on headroom; (4) logs all decisions to a ledger table; (5) sends operator alerts at threshold crossings. Imported from a Partner A rule. Without this, retry storms on exhausted quota can burn an entire day's budget within one cron, blocking all subsequent intelligence production.</w:t>
       </w:r>
     </w:p>
     <w:p>
@@ -3366,7 +3366,7 @@
           <w:sz w:val="22"/>
           <w:szCs w:val="22"/>
         </w:rPr>
-        <w:t xml:space="preserve">The scheduled production crons are the irreducible minimum of the system's intelligence production. They are SACRED — always permitted regardless of quota state, blackout windows, or retry logic. Every other pipeline (adaptive, heartbeat, ad-hoc) must defer to them. Quota must always reserve capacity for the next scheduled sacred run. Imported from GNI-R-121. For Project Lens: the 2x/day free-tier cron at 13:28 + 01:28 UTC is sacred.</w:t>
+        <w:t>The scheduled production crons are the irreducible minimum of the system's intelligence production. They are SACRED — always permitted regardless of quota state, blackout windows, or retry logic. Every other pipeline (adaptive, heartbeat, ad-hoc) must defer to them. Quota must always reserve capacity for the next scheduled sacred run. Imported from a Partner A rule. For Project Lens: the 2x/day free-tier cron at 13:28 + 01:28 UTC is sacred.</w:t>
       </w:r>
     </w:p>
     <w:p>
@@ -3398,7 +3398,7 @@
           <w:sz w:val="22"/>
           <w:szCs w:val="22"/>
         </w:rPr>
-        <w:t xml:space="preserve">When facing an architectural problem, check if sister projects have solved it already. Bro Alpha operates both GNI Autonomous (27+ sessions) and Project Lens (14+ sessions). GNI's scar tissue is available for import. Specifically: when a failure class appears in Lens for the first time, search GNI session records for the same pattern. Many will be there. Import the solution as a new Lens rule, credit the origin (GNI-R-NNN), and cite in the session audit. This compounds learning across projects instead of re-discovering each lesson per project.</w:t>
+        <w:t>When facing an architectural problem, check if sister projects have solved it already. Bro Alpha operates both Partner A (27+ sessions) and Project Lens (14+ sessions). Partner A's scar tissue is available for import. Specifically: when a failure class appears in Lens for the first time, search Partner A session records for the same pattern. Many will be there. Import the solution as a new Lens rule, credit the origin (imported from Partner A), and cite in the session audit. This compounds learning across projects instead of re-discovering each lesson per project.</w:t>
       </w:r>
     </w:p>
     <w:p>
@@ -4550,7 +4550,7 @@
                 <w:sz w:val="20"/>
                 <w:szCs w:val="20"/>
               </w:rPr>
-              <w:t xml:space="preserve">Africa Report Telegram reply (carried over from GNI S30 open items)</w:t>
+              <w:t>Africa Report Telegram reply (carried over from Partner A open items)</w:t>
             </w:r>
           </w:p>
         </w:tc>
@@ -4666,7 +4666,7 @@
                 <w:sz w:val="20"/>
                 <w:szCs w:val="20"/>
               </w:rPr>
-              <w:t xml:space="preserve">SEC-1 Separate Supabase (GNI backlog item — formally separate Lens from GNI)</w:t>
+              <w:t>SEC-1 Separate Supabase (Partner A backlog item — formally separate Lens from Partner A)</w:t>
             </w:r>
           </w:p>
         </w:tc>
@@ -4835,7 +4835,7 @@
           <w:sz w:val="22"/>
           <w:szCs w:val="22"/>
         </w:rPr>
-        <w:t xml:space="preserve">Cross-project synthesis with GNI produced 18 applicable patterns</w:t>
+        <w:t>Cross-project synthesis with Partner A produced 18 applicable patterns</w:t>
       </w:r>
     </w:p>
     <w:p>
@@ -4909,7 +4909,7 @@
           <w:sz w:val="22"/>
           <w:szCs w:val="22"/>
         </w:rPr>
-        <w:t xml:space="preserve">Initial 'did you add the column unilaterally' hypothesis violated Team Geeks 'decide together' trust. Corrected but avoidable.</w:t>
+        <w:t>Initial 'did you add the column unilaterally' hypothesis violated the 'decide together' trust. Corrected but avoidable.</w:t>
       </w:r>
     </w:p>
     <w:p>
@@ -4993,7 +4993,7 @@
           <w:sz w:val="18"/>
           <w:szCs w:val="18"/>
         </w:rPr>
-        <w:t xml:space="preserve">Project Lens  |  LENS-013 Session Audit  |  April 17, 2026  |  Team Geeks</w:t>
+        <w:t>Project Lens | LENS-013 Session Audit | April 17, 2026</w:t>
       </w:r>
     </w:p>
     <w:p>
@@ -5010,10 +5010,16 @@
           <w:sz w:val="18"/>
           <w:szCs w:val="18"/>
         </w:rPr>
-        <w:t xml:space="preserve">Bro Alpha (James Maverick) + Claude Opus 4.7</w:t>
+        <w:t>Bro Alpha + Claude Opus 4.7</w:t>
       </w:r>
     </w:p>
     <w:sectPr>
+      <w:headerReference w:type="default" r:id="rId8"/>
+      <w:footerReference w:type="default" r:id="rId9"/>
+      <w:headerReference w:type="first" r:id="rId10"/>
+      <w:footerReference w:type="first" r:id="rId11"/>
+      <w:headerReference w:type="even" r:id="rId12"/>
+      <w:footerReference w:type="even" r:id="rId13"/>
       <w:pgSz w:w="12240" w:h="15840" w:orient="portrait"/>
       <w:pgMar w:top="1440" w:right="1440" w:bottom="1440" w:left="1440" w:header="708" w:footer="708" w:gutter="0"/>
       <w:pgNumType/>
@@ -5064,6 +5070,36 @@
 </w:endnotes>
 </file>
 
+<file path=word/footer1.xml><?xml version="1.0" encoding="utf-8"?>
+<w:ftr xmlns:m="http://schemas.openxmlformats.org/officeDocument/2006/math" xmlns:mc="http://schemas.openxmlformats.org/markup-compatibility/2006" xmlns:mo="http://schemas.microsoft.com/office/mac/office/2008/main" xmlns:mv="urn:schemas-microsoft-com:mac:vml" xmlns:o="urn:schemas-microsoft-com:office:office" xmlns:r="http://schemas.openxmlformats.org/officeDocument/2006/relationships" xmlns:v="urn:schemas-microsoft-com:vml" xmlns:w10="urn:schemas-microsoft-com:office:word" xmlns:w14="http://schemas.microsoft.com/office/word/2010/wordml" xmlns:w="http://schemas.openxmlformats.org/wordprocessingml/2006/main" xmlns:wne="http://schemas.microsoft.com/office/word/2006/wordml" xmlns:wp14="http://schemas.microsoft.com/office/word/2010/wordprocessingDrawing" xmlns:wp="http://schemas.openxmlformats.org/drawingml/2006/wordprocessingDrawing" xmlns:wpc="http://schemas.microsoft.com/office/word/2010/wordprocessingCanvas" xmlns:wpg="http://schemas.microsoft.com/office/word/2010/wordprocessingGroup" xmlns:wpi="http://schemas.microsoft.com/office/word/2010/wordprocessingInk" xmlns:wps="http://schemas.microsoft.com/office/word/2010/wordprocessingShape" mc:Ignorable="w14 wp14">
+  <w:p>
+    <w:pPr>
+      <w:pStyle w:val="Footer"/>
+    </w:pPr>
+  </w:p>
+</w:ftr>
+</file>
+
+<file path=word/footer2.xml><?xml version="1.0" encoding="utf-8"?>
+<w:ftr xmlns:m="http://schemas.openxmlformats.org/officeDocument/2006/math" xmlns:mc="http://schemas.openxmlformats.org/markup-compatibility/2006" xmlns:mo="http://schemas.microsoft.com/office/mac/office/2008/main" xmlns:mv="urn:schemas-microsoft-com:mac:vml" xmlns:o="urn:schemas-microsoft-com:office:office" xmlns:r="http://schemas.openxmlformats.org/officeDocument/2006/relationships" xmlns:v="urn:schemas-microsoft-com:vml" xmlns:w10="urn:schemas-microsoft-com:office:word" xmlns:w14="http://schemas.microsoft.com/office/word/2010/wordml" xmlns:w="http://schemas.openxmlformats.org/wordprocessingml/2006/main" xmlns:wne="http://schemas.microsoft.com/office/word/2006/wordml" xmlns:wp14="http://schemas.microsoft.com/office/word/2010/wordprocessingDrawing" xmlns:wp="http://schemas.openxmlformats.org/drawingml/2006/wordprocessingDrawing" xmlns:wpc="http://schemas.microsoft.com/office/word/2010/wordprocessingCanvas" xmlns:wpg="http://schemas.microsoft.com/office/word/2010/wordprocessingGroup" xmlns:wpi="http://schemas.microsoft.com/office/word/2010/wordprocessingInk" xmlns:wps="http://schemas.microsoft.com/office/word/2010/wordprocessingShape" mc:Ignorable="w14 wp14">
+  <w:p>
+    <w:pPr>
+      <w:pStyle w:val="Footer"/>
+    </w:pPr>
+  </w:p>
+</w:ftr>
+</file>
+
+<file path=word/footer3.xml><?xml version="1.0" encoding="utf-8"?>
+<w:ftr xmlns:m="http://schemas.openxmlformats.org/officeDocument/2006/math" xmlns:mc="http://schemas.openxmlformats.org/markup-compatibility/2006" xmlns:mo="http://schemas.microsoft.com/office/mac/office/2008/main" xmlns:mv="urn:schemas-microsoft-com:mac:vml" xmlns:o="urn:schemas-microsoft-com:office:office" xmlns:r="http://schemas.openxmlformats.org/officeDocument/2006/relationships" xmlns:v="urn:schemas-microsoft-com:vml" xmlns:w10="urn:schemas-microsoft-com:office:word" xmlns:w14="http://schemas.microsoft.com/office/word/2010/wordml" xmlns:w="http://schemas.openxmlformats.org/wordprocessingml/2006/main" xmlns:wne="http://schemas.microsoft.com/office/word/2006/wordml" xmlns:wp14="http://schemas.microsoft.com/office/word/2010/wordprocessingDrawing" xmlns:wp="http://schemas.openxmlformats.org/drawingml/2006/wordprocessingDrawing" xmlns:wpc="http://schemas.microsoft.com/office/word/2010/wordprocessingCanvas" xmlns:wpg="http://schemas.microsoft.com/office/word/2010/wordprocessingGroup" xmlns:wpi="http://schemas.microsoft.com/office/word/2010/wordprocessingInk" xmlns:wps="http://schemas.microsoft.com/office/word/2010/wordprocessingShape" mc:Ignorable="w14 wp14">
+  <w:p>
+    <w:pPr>
+      <w:pStyle w:val="Footer"/>
+    </w:pPr>
+  </w:p>
+</w:ftr>
+</file>
+
 <file path=word/footnotes.xml><?xml version="1.0" encoding="utf-8"?>
 <w:footnotes xmlns:wpc="http://schemas.microsoft.com/office/word/2010/wordprocessingCanvas" xmlns:mc="http://schemas.openxmlformats.org/markup-compatibility/2006" xmlns:o="urn:schemas-microsoft-com:office:office" xmlns:r="http://schemas.openxmlformats.org/officeDocument/2006/relationships" xmlns:m="http://schemas.openxmlformats.org/officeDocument/2006/math" xmlns:v="urn:schemas-microsoft-com:vml" xmlns:wp14="http://schemas.microsoft.com/office/word/2010/wordprocessingDrawing" xmlns:wp="http://schemas.openxmlformats.org/drawingml/2006/wordprocessingDrawing" xmlns:w10="urn:schemas-microsoft-com:office:word" xmlns:w="http://schemas.openxmlformats.org/wordprocessingml/2006/main" xmlns:w14="http://schemas.microsoft.com/office/word/2010/wordml" xmlns:w15="http://schemas.microsoft.com/office/word/2012/wordml" xmlns:wpg="http://schemas.microsoft.com/office/word/2010/wordprocessingGroup" xmlns:wpi="http://schemas.microsoft.com/office/word/2010/wordprocessingInk" xmlns:wne="http://schemas.microsoft.com/office/word/2006/wordml" xmlns:wps="http://schemas.microsoft.com/office/word/2010/wordprocessingShape" mc:Ignorable="w14 w15 wp14">
   <w:footnote w:type="separator" w:id="-1">
@@ -5099,6 +5135,36 @@
     </w:p>
   </w:footnote>
 </w:footnotes>
+</file>
+
+<file path=word/header1.xml><?xml version="1.0" encoding="utf-8"?>
+<w:hdr xmlns:m="http://schemas.openxmlformats.org/officeDocument/2006/math" xmlns:mc="http://schemas.openxmlformats.org/markup-compatibility/2006" xmlns:mo="http://schemas.microsoft.com/office/mac/office/2008/main" xmlns:mv="urn:schemas-microsoft-com:mac:vml" xmlns:o="urn:schemas-microsoft-com:office:office" xmlns:r="http://schemas.openxmlformats.org/officeDocument/2006/relationships" xmlns:v="urn:schemas-microsoft-com:vml" xmlns:w10="urn:schemas-microsoft-com:office:word" xmlns:w14="http://schemas.microsoft.com/office/word/2010/wordml" xmlns:w="http://schemas.openxmlformats.org/wordprocessingml/2006/main" xmlns:wne="http://schemas.microsoft.com/office/word/2006/wordml" xmlns:wp14="http://schemas.microsoft.com/office/word/2010/wordprocessingDrawing" xmlns:wp="http://schemas.openxmlformats.org/drawingml/2006/wordprocessingDrawing" xmlns:wpc="http://schemas.microsoft.com/office/word/2010/wordprocessingCanvas" xmlns:wpg="http://schemas.microsoft.com/office/word/2010/wordprocessingGroup" xmlns:wpi="http://schemas.microsoft.com/office/word/2010/wordprocessingInk" xmlns:wps="http://schemas.microsoft.com/office/word/2010/wordprocessingShape" mc:Ignorable="w14 wp14">
+  <w:p>
+    <w:pPr>
+      <w:pStyle w:val="Header"/>
+    </w:pPr>
+  </w:p>
+</w:hdr>
+</file>
+
+<file path=word/header2.xml><?xml version="1.0" encoding="utf-8"?>
+<w:hdr xmlns:m="http://schemas.openxmlformats.org/officeDocument/2006/math" xmlns:mc="http://schemas.openxmlformats.org/markup-compatibility/2006" xmlns:mo="http://schemas.microsoft.com/office/mac/office/2008/main" xmlns:mv="urn:schemas-microsoft-com:mac:vml" xmlns:o="urn:schemas-microsoft-com:office:office" xmlns:r="http://schemas.openxmlformats.org/officeDocument/2006/relationships" xmlns:v="urn:schemas-microsoft-com:vml" xmlns:w10="urn:schemas-microsoft-com:office:word" xmlns:w14="http://schemas.microsoft.com/office/word/2010/wordml" xmlns:w="http://schemas.openxmlformats.org/wordprocessingml/2006/main" xmlns:wne="http://schemas.microsoft.com/office/word/2006/wordml" xmlns:wp14="http://schemas.microsoft.com/office/word/2010/wordprocessingDrawing" xmlns:wp="http://schemas.openxmlformats.org/drawingml/2006/wordprocessingDrawing" xmlns:wpc="http://schemas.microsoft.com/office/word/2010/wordprocessingCanvas" xmlns:wpg="http://schemas.microsoft.com/office/word/2010/wordprocessingGroup" xmlns:wpi="http://schemas.microsoft.com/office/word/2010/wordprocessingInk" xmlns:wps="http://schemas.microsoft.com/office/word/2010/wordprocessingShape" mc:Ignorable="w14 wp14">
+  <w:p>
+    <w:pPr>
+      <w:pStyle w:val="Header"/>
+    </w:pPr>
+  </w:p>
+</w:hdr>
+</file>
+
+<file path=word/header3.xml><?xml version="1.0" encoding="utf-8"?>
+<w:hdr xmlns:m="http://schemas.openxmlformats.org/officeDocument/2006/math" xmlns:mc="http://schemas.openxmlformats.org/markup-compatibility/2006" xmlns:mo="http://schemas.microsoft.com/office/mac/office/2008/main" xmlns:mv="urn:schemas-microsoft-com:mac:vml" xmlns:o="urn:schemas-microsoft-com:office:office" xmlns:r="http://schemas.openxmlformats.org/officeDocument/2006/relationships" xmlns:v="urn:schemas-microsoft-com:vml" xmlns:w10="urn:schemas-microsoft-com:office:word" xmlns:w14="http://schemas.microsoft.com/office/word/2010/wordml" xmlns:w="http://schemas.openxmlformats.org/wordprocessingml/2006/main" xmlns:wne="http://schemas.microsoft.com/office/word/2006/wordml" xmlns:wp14="http://schemas.microsoft.com/office/word/2010/wordprocessingDrawing" xmlns:wp="http://schemas.openxmlformats.org/drawingml/2006/wordprocessingDrawing" xmlns:wpc="http://schemas.microsoft.com/office/word/2010/wordprocessingCanvas" xmlns:wpg="http://schemas.microsoft.com/office/word/2010/wordprocessingGroup" xmlns:wpi="http://schemas.microsoft.com/office/word/2010/wordprocessingInk" xmlns:wps="http://schemas.microsoft.com/office/word/2010/wordprocessingShape" mc:Ignorable="w14 wp14">
+  <w:p>
+    <w:pPr>
+      <w:pStyle w:val="Header"/>
+    </w:pPr>
+  </w:p>
+</w:hdr>
 </file>
 
 <file path=word/numbering.xml><?xml version="1.0" encoding="utf-8"?>
